--- a/docs/tech/ezEmail/대용량 첨부파일 다운로드 전용 서버 구축.docx
+++ b/docs/tech/ezEmail/대용량 첨부파일 다운로드 전용 서버 구축.docx
@@ -251,19 +251,8 @@
         <w:t>브랜치를 따로 파서 작업한다.</w:t>
       </w:r>
     </w:p>
-    <w:p>
-      <w:pPr>
-        <w:rPr>
-          <w:rFonts w:hint="eastAsia"/>
-        </w:rPr>
-      </w:pPr>
-    </w:p>
-    <w:p>
-      <w:pPr>
-        <w:rPr>
-          <w:rFonts w:hint="eastAsia"/>
-        </w:rPr>
-      </w:pPr>
+    <w:p/>
+    <w:p>
       <w:r>
         <w:rPr>
           <w:rFonts w:hint="eastAsia"/>
@@ -291,9 +280,6 @@
           <w:numId w:val="1"/>
         </w:numPr>
         <w:ind w:leftChars="0"/>
-        <w:rPr>
-          <w:rFonts w:hint="eastAsia"/>
-        </w:rPr>
       </w:pPr>
       <w:r>
         <w:rPr>
@@ -953,9 +939,6 @@
           <w:numId w:val="1"/>
         </w:numPr>
         <w:ind w:leftChars="0"/>
-        <w:rPr>
-          <w:rFonts w:hint="eastAsia"/>
-        </w:rPr>
       </w:pPr>
       <w:r>
         <w:rPr>
@@ -983,111 +966,91 @@
         <w:t>로 시작하는 태그 주석</w:t>
       </w:r>
     </w:p>
-    <w:p/>
-    <w:p>
-      <w:r>
-        <w:rPr>
-          <w:rFonts w:hint="eastAsia"/>
-        </w:rPr>
-        <w:t>ezFlow 작업은 완료되었고 빌드한다.</w:t>
-      </w:r>
-    </w:p>
-    <w:p>
-      <w:r>
-        <w:rPr>
-          <w:rFonts w:hint="eastAsia"/>
-        </w:rPr>
-        <w:t>외부에서 접속 가능한 서버</w:t>
-      </w:r>
-      <w:r>
-        <w:t>(</w:t>
-      </w:r>
-      <w:r>
-        <w:rPr>
-          <w:rFonts w:hint="eastAsia"/>
-        </w:rPr>
-        <w:t xml:space="preserve">그룹웨어 서버나 모바일 서버에 </w:t>
-      </w:r>
-      <w:r>
-        <w:t>tomcat</w:t>
-      </w:r>
-      <w:r>
-        <w:rPr>
-          <w:rFonts w:hint="eastAsia"/>
-        </w:rPr>
-        <w:t>이 설치되어있는 곳)</w:t>
-      </w:r>
-      <w:r>
-        <w:rPr>
-          <w:rFonts w:hint="eastAsia"/>
-        </w:rPr>
-        <w:t xml:space="preserve"> </w:t>
-      </w:r>
-      <w:r>
-        <w:rPr>
-          <w:rFonts w:hint="eastAsia"/>
-        </w:rPr>
-        <w:t>에다가 업로드한다.</w:t>
-      </w:r>
-    </w:p>
-    <w:p>
-      <w:pPr>
+    <w:p>
+      <w:r>
+        <w:rPr>
+          <w:rFonts w:hint="eastAsia"/>
+        </w:rPr>
+        <w:t>config.properties 파일 변경사항</w:t>
+      </w:r>
+    </w:p>
+    <w:p>
+      <w:pPr>
+        <w:pStyle w:val="a5"/>
+        <w:numPr>
+          <w:ilvl w:val="0"/>
+          <w:numId w:val="4"/>
+        </w:numPr>
+        <w:ind w:leftChars="0"/>
+        <w:rPr>
+          <w:rFonts w:hint="eastAsia"/>
+        </w:rPr>
+      </w:pPr>
+      <w:r>
+        <w:t>config.Run_Scheduler</w:t>
+      </w:r>
+      <w:r>
+        <w:t xml:space="preserve"> = NO</w:t>
+      </w:r>
+      <w:bookmarkStart w:id="0" w:name="_GoBack"/>
+      <w:bookmarkEnd w:id="0"/>
+    </w:p>
+    <w:p>
+      <w:r>
+        <w:rPr>
+          <w:rFonts w:hint="eastAsia"/>
+        </w:rPr>
+        <w:t>EzEmailMailReadControllder 파일 변경사항</w:t>
+      </w:r>
+    </w:p>
+    <w:p>
+      <w:pPr>
+        <w:pStyle w:val="a5"/>
+        <w:numPr>
+          <w:ilvl w:val="0"/>
+          <w:numId w:val="3"/>
+        </w:numPr>
+        <w:ind w:leftChars="0"/>
         <w:jc w:val="left"/>
       </w:pPr>
       <w:r>
         <w:rPr>
           <w:rFonts w:hint="eastAsia"/>
         </w:rPr>
+        <w:t>downloadAttachCommon 메소드</w:t>
+      </w:r>
+      <w:r>
+        <w:br/>
+      </w:r>
+      <w:r>
+        <w:rPr>
+          <w:rFonts w:hint="eastAsia"/>
+        </w:rPr>
         <w:lastRenderedPageBreak/>
-        <w:t xml:space="preserve">톰캣에 적용하기 이전에 플랫폼팀에게 요청하여 메일서버의 </w:t>
-      </w:r>
-      <w:r>
-        <w:t>/volumes/shared/ezFlow/fileroot/0/files/upload_mail/largeFile</w:t>
-      </w:r>
-      <w:r>
-        <w:t xml:space="preserve"> </w:t>
-      </w:r>
-      <w:r>
-        <w:rPr>
-          <w:rFonts w:hint="eastAsia"/>
-        </w:rPr>
-        <w:t xml:space="preserve">경로를 외부망 서버에 </w:t>
-      </w:r>
-      <w:r>
-        <w:rPr>
-          <w:rFonts w:hint="eastAsia"/>
-        </w:rPr>
-        <w:t>동일한</w:t>
-      </w:r>
-      <w:r>
-        <w:rPr>
-          <w:rFonts w:hint="eastAsia"/>
-        </w:rPr>
-        <w:t xml:space="preserve"> 경로로 </w:t>
-      </w:r>
-      <w:r>
-        <w:t xml:space="preserve">NFS </w:t>
-      </w:r>
-      <w:r>
-        <w:rPr>
-          <w:rFonts w:hint="eastAsia"/>
-        </w:rPr>
-        <w:t>마운트 한다.</w:t>
-      </w:r>
-    </w:p>
-    <w:p>
-      <w:pPr>
-        <w:jc w:val="left"/>
-      </w:pPr>
-      <w:r>
-        <w:rPr>
+        <w:t xml:space="preserve">빨간 네모친 부분을 순서대로 </w:t>
+      </w:r>
+      <w:r>
+        <w:t>"1</w:t>
+      </w:r>
+      <w:r>
+        <w:t>", "YES"</w:t>
+      </w:r>
+      <w:r>
+        <w:rPr>
+          <w:rFonts w:hint="eastAsia"/>
+        </w:rPr>
+        <w:t>로 하드코드한다.</w:t>
+      </w:r>
+      <w:r>
+        <w:rPr>
+          <w:rFonts w:hint="eastAsia"/>
           <w:noProof/>
         </w:rPr>
         <w:drawing>
-          <wp:inline distT="0" distB="0" distL="0" distR="0" wp14:anchorId="66714BA7" wp14:editId="0C7A2ED2">
-            <wp:extent cx="5731510" cy="3011170"/>
-            <wp:effectExtent l="0" t="0" r="2540" b="0"/>
-            <wp:docPr id="6" name="그림 6"/>
+          <wp:inline distT="0" distB="0" distL="0" distR="0">
+            <wp:extent cx="5723890" cy="2910205"/>
+            <wp:effectExtent l="0" t="0" r="0" b="4445"/>
+            <wp:docPr id="2" name="그림 2"/>
             <wp:cNvGraphicFramePr>
               <a:graphicFrameLocks xmlns:a="http://schemas.openxmlformats.org/drawingml/2006/main" noChangeAspect="1"/>
             </wp:cNvGraphicFramePr>
@@ -1095,23 +1058,36 @@
               <a:graphicData uri="http://schemas.openxmlformats.org/drawingml/2006/picture">
                 <pic:pic xmlns:pic="http://schemas.openxmlformats.org/drawingml/2006/picture">
                   <pic:nvPicPr>
-                    <pic:cNvPr id="1" name=""/>
-                    <pic:cNvPicPr/>
+                    <pic:cNvPr id="0" name="Picture 1"/>
+                    <pic:cNvPicPr>
+                      <a:picLocks noChangeAspect="1" noChangeArrowheads="1"/>
+                    </pic:cNvPicPr>
                   </pic:nvPicPr>
                   <pic:blipFill>
-                    <a:blip r:embed="rId7"/>
+                    <a:blip r:embed="rId7">
+                      <a:extLst>
+                        <a:ext uri="{28A0092B-C50C-407E-A947-70E740481C1C}">
+                          <a14:useLocalDpi xmlns:a14="http://schemas.microsoft.com/office/drawing/2010/main" val="0"/>
+                        </a:ext>
+                      </a:extLst>
+                    </a:blip>
+                    <a:srcRect/>
                     <a:stretch>
                       <a:fillRect/>
                     </a:stretch>
                   </pic:blipFill>
-                  <pic:spPr>
+                  <pic:spPr bwMode="auto">
                     <a:xfrm>
                       <a:off x="0" y="0"/>
-                      <a:ext cx="5731510" cy="3011170"/>
+                      <a:ext cx="5723890" cy="2910205"/>
                     </a:xfrm>
                     <a:prstGeom prst="rect">
                       <a:avLst/>
                     </a:prstGeom>
+                    <a:noFill/>
+                    <a:ln>
+                      <a:noFill/>
+                    </a:ln>
                   </pic:spPr>
                 </pic:pic>
               </a:graphicData>
@@ -1120,6 +1096,53 @@
         </w:drawing>
       </w:r>
     </w:p>
+    <w:p/>
+    <w:p>
+      <w:r>
+        <w:rPr>
+          <w:rFonts w:hint="eastAsia"/>
+        </w:rPr>
+        <w:t>ezFlow 작업은 완료되었고 빌드한다.</w:t>
+      </w:r>
+    </w:p>
+    <w:p>
+      <w:r>
+        <w:rPr>
+          <w:rFonts w:hint="eastAsia"/>
+        </w:rPr>
+        <w:t>외부에서 접속 가능한 서버</w:t>
+      </w:r>
+      <w:r>
+        <w:t>(</w:t>
+      </w:r>
+      <w:r>
+        <w:rPr>
+          <w:rFonts w:hint="eastAsia"/>
+        </w:rPr>
+        <w:t xml:space="preserve">그룹웨어 서버나 모바일 서버에 </w:t>
+      </w:r>
+      <w:r>
+        <w:t>tomcat</w:t>
+      </w:r>
+      <w:r>
+        <w:rPr>
+          <w:rFonts w:hint="eastAsia"/>
+        </w:rPr>
+        <w:t>이 설치되어있는 곳)</w:t>
+      </w:r>
+      <w:r>
+        <w:rPr>
+          <w:rFonts w:hint="eastAsia"/>
+        </w:rPr>
+        <w:t xml:space="preserve"> </w:t>
+      </w:r>
+      <w:r>
+        <w:rPr>
+          <w:rFonts w:hint="eastAsia"/>
+        </w:rPr>
+        <w:t>에다가 업로드한다.</w:t>
+      </w:r>
+    </w:p>
     <w:p>
       <w:pPr>
         <w:jc w:val="left"/>
@@ -1128,25 +1151,10 @@
         <w:rPr>
           <w:rFonts w:hint="eastAsia"/>
         </w:rPr>
-        <w:t xml:space="preserve">위는 투썸 모바일 서버에서의 </w:t>
-      </w:r>
-      <w:r>
-        <w:t>df -h</w:t>
-      </w:r>
-      <w:r>
-        <w:rPr>
-          <w:rFonts w:hint="eastAsia"/>
-        </w:rPr>
-        <w:t>로 확인했을 때의 상태이다.</w:t>
-      </w:r>
-      <w:r>
-        <w:br/>
-      </w:r>
-      <w:r>
-        <w:rPr>
-          <w:rFonts w:hint="eastAsia"/>
-        </w:rPr>
-        <w:t>10.75.43.3 서버는 그룹웨어 서버이고</w:t>
+        <w:t xml:space="preserve">톰캣에 적용하기 이전에 플랫폼팀에게 요청하여 메일서버의 </w:t>
+      </w:r>
+      <w:r>
+        <w:t>/volumes/shared/ezFlow/fileroot/0/files/upload_mail/largeFile</w:t>
       </w:r>
       <w:r>
         <w:t xml:space="preserve"> </w:t>
@@ -1155,7 +1163,28 @@
         <w:rPr>
           <w:rFonts w:hint="eastAsia"/>
         </w:rPr>
-        <w:t>모바일 머신에 마운트 되었다.</w:t>
+        <w:t xml:space="preserve">경로를 외부망 서버에 </w:t>
+      </w:r>
+      <w:r>
+        <w:rPr>
+          <w:rFonts w:hint="eastAsia"/>
+        </w:rPr>
+        <w:t>동일한</w:t>
+      </w:r>
+      <w:r>
+        <w:rPr>
+          <w:rFonts w:hint="eastAsia"/>
+        </w:rPr>
+        <w:t xml:space="preserve"> 경로로 </w:t>
+      </w:r>
+      <w:r>
+        <w:t xml:space="preserve">NFS </w:t>
+      </w:r>
+      <w:r>
+        <w:rPr>
+          <w:rFonts w:hint="eastAsia"/>
+        </w:rPr>
+        <w:t>마운트 한다.</w:t>
       </w:r>
     </w:p>
     <w:p>
@@ -1164,215 +1193,13 @@
       </w:pPr>
       <w:r>
         <w:rPr>
-          <w:rFonts w:hint="eastAsia"/>
-        </w:rPr>
-        <w:t xml:space="preserve">이렇게 해주는 이유는 다운로드 서버가 </w:t>
-      </w:r>
-      <w:r>
-        <w:rPr>
-          <w:rFonts w:hint="eastAsia"/>
-        </w:rPr>
-        <w:t>메일서버의 대용량 첨부</w:t>
-      </w:r>
-      <w:r>
-        <w:rPr>
-          <w:rFonts w:hint="eastAsia"/>
-        </w:rPr>
-        <w:t>파일을 접근할 수 있어야 하기 때문이다.</w:t>
-      </w:r>
-    </w:p>
-    <w:p>
-      <w:pPr>
-        <w:jc w:val="left"/>
-      </w:pPr>
-    </w:p>
-    <w:p>
-      <w:pPr>
-        <w:jc w:val="left"/>
-        <w:rPr>
-          <w:rFonts w:hint="eastAsia"/>
-        </w:rPr>
-      </w:pPr>
-      <w:r>
-        <w:rPr>
-          <w:rFonts w:hint="eastAsia"/>
-        </w:rPr>
-        <w:t xml:space="preserve">빌드된 다운로드용 </w:t>
-      </w:r>
-      <w:r>
-        <w:t>ezFlow.war</w:t>
-      </w:r>
-      <w:r>
-        <w:rPr>
-          <w:rFonts w:hint="eastAsia"/>
-        </w:rPr>
-        <w:t xml:space="preserve">를 톰캣의 </w:t>
-      </w:r>
-      <w:r>
-        <w:t>webapps</w:t>
-      </w:r>
-      <w:r>
-        <w:rPr>
-          <w:rFonts w:hint="eastAsia"/>
-        </w:rPr>
-        <w:t xml:space="preserve">에 </w:t>
-      </w:r>
-      <w:r>
-        <w:t xml:space="preserve">bigattach </w:t>
-      </w:r>
-      <w:r>
-        <w:rPr>
-          <w:rFonts w:hint="eastAsia"/>
-        </w:rPr>
-        <w:t>컨텍스트로 추가한다.</w:t>
-      </w:r>
-    </w:p>
-    <w:p>
-      <w:r>
-        <w:t>cd ~jmocha/ezEKP/ezFlow/webapps/</w:t>
-      </w:r>
-    </w:p>
-    <w:p>
-      <w:r>
-        <w:t>mkdir temp</w:t>
-      </w:r>
-    </w:p>
-    <w:p>
-      <w:r>
-        <w:t>cd temp</w:t>
-      </w:r>
-    </w:p>
-    <w:p>
-      <w:r>
-        <w:t xml:space="preserve">mkdir </w:t>
-      </w:r>
-      <w:r>
-        <w:t>bigattach</w:t>
-      </w:r>
-    </w:p>
-    <w:p>
-      <w:pPr>
-        <w:rPr>
-          <w:rFonts w:hint="eastAsia"/>
-        </w:rPr>
-      </w:pPr>
-      <w:r>
-        <w:rPr>
-          <w:rFonts w:hint="eastAsia"/>
-        </w:rPr>
-        <w:t>cd bigattach</w:t>
-      </w:r>
-    </w:p>
-    <w:p>
-      <w:r>
-        <w:rPr>
-          <w:rFonts w:hint="eastAsia"/>
-        </w:rPr>
-        <w:t>jar xf ezFlow.war</w:t>
-      </w:r>
-      <w:r>
-        <w:t xml:space="preserve"> (</w:t>
-      </w:r>
-      <w:r>
-        <w:rPr>
-          <w:rFonts w:hint="eastAsia"/>
-        </w:rPr>
-        <w:t>빌드한 파일 업로드 경로</w:t>
-      </w:r>
-      <w:r>
-        <w:t>)</w:t>
-      </w:r>
-    </w:p>
-    <w:p>
-      <w:r>
-        <w:t>ln -s /volumes/shared/ezFlow/fileroot</w:t>
-      </w:r>
-    </w:p>
-    <w:p>
-      <w:r>
-        <w:rPr>
-          <w:rFonts w:hint="eastAsia"/>
-        </w:rPr>
-        <w:t xml:space="preserve">그룹웨어 </w:t>
-      </w:r>
-      <w:r>
-        <w:t>DB</w:t>
-      </w:r>
-      <w:r>
-        <w:rPr>
-          <w:rFonts w:hint="eastAsia"/>
-        </w:rPr>
-        <w:t>로 올바르게 수정</w:t>
-      </w:r>
-      <w:r>
-        <w:br/>
-      </w:r>
-      <w:r>
-        <w:t xml:space="preserve">vim </w:t>
-      </w:r>
-      <w:r>
-        <w:t>WEB-INF/classes/egovframework/egovProps/globals.properties</w:t>
-      </w:r>
-    </w:p>
-    <w:p>
-      <w:pPr>
-        <w:rPr>
-          <w:rFonts w:hint="eastAsia"/>
-        </w:rPr>
-      </w:pPr>
-      <w:r>
-        <w:rPr>
-          <w:rFonts w:hint="eastAsia"/>
-        </w:rPr>
-        <w:lastRenderedPageBreak/>
-        <w:t xml:space="preserve">이후 톰캣을 중지하고 </w:t>
-      </w:r>
-      <w:r>
-        <w:t>webappas/temp/</w:t>
-      </w:r>
-      <w:r>
-        <w:rPr>
-          <w:rFonts w:hint="eastAsia"/>
-        </w:rPr>
-        <w:t>bigattach</w:t>
-      </w:r>
-      <w:r>
-        <w:t xml:space="preserve"> </w:t>
-      </w:r>
-      <w:r>
-        <w:rPr>
-          <w:rFonts w:hint="eastAsia"/>
-        </w:rPr>
-        <w:t xml:space="preserve">폴더를 </w:t>
-      </w:r>
-      <w:r>
-        <w:t xml:space="preserve">webapps/bigattach </w:t>
-      </w:r>
-      <w:r>
-        <w:rPr>
-          <w:rFonts w:hint="eastAsia"/>
-        </w:rPr>
-        <w:t>경로로 옮긴 후</w:t>
-      </w:r>
-    </w:p>
-    <w:p>
-      <w:r>
-        <w:rPr>
-          <w:rFonts w:hint="eastAsia"/>
-        </w:rPr>
-        <w:t>톰캣을 시작한다.</w:t>
-      </w:r>
-    </w:p>
-    <w:p>
-      <w:r>
-        <w:rPr>
           <w:noProof/>
         </w:rPr>
         <w:drawing>
-          <wp:inline distT="0" distB="0" distL="0" distR="0" wp14:anchorId="666077BC" wp14:editId="68AE4119">
-            <wp:extent cx="5731510" cy="373380"/>
-            <wp:effectExtent l="0" t="0" r="2540" b="7620"/>
-            <wp:docPr id="1" name="그림 1"/>
+          <wp:inline distT="0" distB="0" distL="0" distR="0" wp14:anchorId="66714BA7" wp14:editId="0C7A2ED2">
+            <wp:extent cx="5731510" cy="3011170"/>
+            <wp:effectExtent l="0" t="0" r="2540" b="0"/>
+            <wp:docPr id="6" name="그림 6"/>
             <wp:cNvGraphicFramePr>
               <a:graphicFrameLocks xmlns:a="http://schemas.openxmlformats.org/drawingml/2006/main" noChangeAspect="1"/>
             </wp:cNvGraphicFramePr>
@@ -1392,7 +1219,7 @@
                   <pic:spPr>
                     <a:xfrm>
                       <a:off x="0" y="0"/>
-                      <a:ext cx="5731510" cy="373380"/>
+                      <a:ext cx="5731510" cy="3011170"/>
                     </a:xfrm>
                     <a:prstGeom prst="rect">
                       <a:avLst/>
@@ -1405,22 +1232,214 @@
         </w:drawing>
       </w:r>
     </w:p>
-    <w:p/>
-    <w:p>
-      <w:r>
-        <w:rPr>
-          <w:rFonts w:hint="eastAsia"/>
-        </w:rPr>
-        <w:t xml:space="preserve">성공적으로 실행 됐으면 </w:t>
-      </w:r>
-      <w:r>
-        <w:t>tbl_tenant_config</w:t>
-      </w:r>
-      <w:r>
-        <w:rPr>
-          <w:rFonts w:hint="eastAsia"/>
-        </w:rPr>
-        <w:t xml:space="preserve"> 값을 아래와 같이 바꾼다.</w:t>
+    <w:p>
+      <w:pPr>
+        <w:jc w:val="left"/>
+      </w:pPr>
+      <w:r>
+        <w:rPr>
+          <w:rFonts w:hint="eastAsia"/>
+        </w:rPr>
+        <w:t xml:space="preserve">위는 투썸 모바일 서버에서의 </w:t>
+      </w:r>
+      <w:r>
+        <w:t>df -h</w:t>
+      </w:r>
+      <w:r>
+        <w:rPr>
+          <w:rFonts w:hint="eastAsia"/>
+        </w:rPr>
+        <w:t>로 확인했을 때의 상태이다.</w:t>
+      </w:r>
+      <w:r>
+        <w:br/>
+      </w:r>
+      <w:r>
+        <w:rPr>
+          <w:rFonts w:hint="eastAsia"/>
+        </w:rPr>
+        <w:lastRenderedPageBreak/>
+        <w:t>10.75.43.4</w:t>
+      </w:r>
+      <w:r>
+        <w:rPr>
+          <w:rFonts w:hint="eastAsia"/>
+        </w:rPr>
+        <w:t xml:space="preserve"> 서버는 그룹웨어 서버이고</w:t>
+      </w:r>
+      <w:r>
+        <w:t xml:space="preserve"> </w:t>
+      </w:r>
+      <w:r>
+        <w:rPr>
+          <w:rFonts w:hint="eastAsia"/>
+        </w:rPr>
+        <w:t>모바일 머신에 마운트 되었다.</w:t>
+      </w:r>
+    </w:p>
+    <w:p>
+      <w:pPr>
+        <w:jc w:val="left"/>
+      </w:pPr>
+      <w:r>
+        <w:rPr>
+          <w:rFonts w:hint="eastAsia"/>
+        </w:rPr>
+        <w:t xml:space="preserve">다운로드 서버가 </w:t>
+      </w:r>
+      <w:r>
+        <w:rPr>
+          <w:rFonts w:hint="eastAsia"/>
+        </w:rPr>
+        <w:t>메일서버의 대용량 첨부</w:t>
+      </w:r>
+      <w:r>
+        <w:rPr>
+          <w:rFonts w:hint="eastAsia"/>
+        </w:rPr>
+        <w:t>파일을 접근할 수 있어야 하기 때문이다.</w:t>
+      </w:r>
+    </w:p>
+    <w:p>
+      <w:pPr>
+        <w:jc w:val="left"/>
+      </w:pPr>
+    </w:p>
+    <w:p>
+      <w:pPr>
+        <w:jc w:val="left"/>
+      </w:pPr>
+      <w:r>
+        <w:rPr>
+          <w:rFonts w:hint="eastAsia"/>
+        </w:rPr>
+        <w:t>빌드된</w:t>
+      </w:r>
+      <w:r>
+        <w:rPr>
+          <w:rFonts w:hint="eastAsia"/>
+        </w:rPr>
+        <w:t xml:space="preserve"> </w:t>
+      </w:r>
+      <w:r>
+        <w:t>ezFlow.war</w:t>
+      </w:r>
+      <w:r>
+        <w:rPr>
+          <w:rFonts w:hint="eastAsia"/>
+        </w:rPr>
+        <w:t xml:space="preserve">를 톰캣의 </w:t>
+      </w:r>
+      <w:r>
+        <w:t>webapps</w:t>
+      </w:r>
+      <w:r>
+        <w:rPr>
+          <w:rFonts w:hint="eastAsia"/>
+        </w:rPr>
+        <w:t xml:space="preserve">에 </w:t>
+      </w:r>
+      <w:r>
+        <w:t xml:space="preserve">bigattach </w:t>
+      </w:r>
+      <w:r>
+        <w:rPr>
+          <w:rFonts w:hint="eastAsia"/>
+        </w:rPr>
+        <w:t>컨텍스트로 추가한다.</w:t>
+      </w:r>
+    </w:p>
+    <w:p>
+      <w:r>
+        <w:t>cd ~jmocha/ezEKP/ezFlow/webapps/</w:t>
+      </w:r>
+    </w:p>
+    <w:p>
+      <w:r>
+        <w:t>mkdir temp</w:t>
+      </w:r>
+    </w:p>
+    <w:p>
+      <w:r>
+        <w:t>cd temp</w:t>
+      </w:r>
+    </w:p>
+    <w:p>
+      <w:r>
+        <w:t xml:space="preserve">mkdir </w:t>
+      </w:r>
+      <w:r>
+        <w:t>bigattach</w:t>
+      </w:r>
+    </w:p>
+    <w:p>
+      <w:r>
+        <w:rPr>
+          <w:rFonts w:hint="eastAsia"/>
+        </w:rPr>
+        <w:t>cd bigattach</w:t>
+      </w:r>
+    </w:p>
+    <w:p>
+      <w:r>
+        <w:rPr>
+          <w:rFonts w:hint="eastAsia"/>
+        </w:rPr>
+        <w:t>jar xf 빌드war파일</w:t>
+      </w:r>
+    </w:p>
+    <w:p>
+      <w:r>
+        <w:t>ln -s /volumes/shared/ezFlow/fileroot</w:t>
+      </w:r>
+    </w:p>
+    <w:p>
+      <w:r>
+        <w:t>webappas/temp/</w:t>
+      </w:r>
+      <w:r>
+        <w:rPr>
+          <w:rFonts w:hint="eastAsia"/>
+        </w:rPr>
+        <w:t>bigattach</w:t>
+      </w:r>
+      <w:r>
+        <w:t xml:space="preserve"> </w:t>
+      </w:r>
+      <w:r>
+        <w:rPr>
+          <w:rFonts w:hint="eastAsia"/>
+        </w:rPr>
+        <w:t xml:space="preserve">폴더를 </w:t>
+      </w:r>
+      <w:r>
+        <w:t xml:space="preserve">webapps/bigattach </w:t>
+      </w:r>
+      <w:r>
+        <w:rPr>
+          <w:rFonts w:hint="eastAsia"/>
+        </w:rPr>
+        <w:t>경로로 옮긴 후</w:t>
+      </w:r>
+    </w:p>
+    <w:p>
+      <w:r>
+        <w:rPr>
+          <w:rFonts w:hint="eastAsia"/>
+        </w:rPr>
+        <w:t xml:space="preserve">톰캣을 </w:t>
+      </w:r>
+      <w:r>
+        <w:rPr>
+          <w:rFonts w:hint="eastAsia"/>
+        </w:rPr>
+        <w:t>재</w:t>
+      </w:r>
+      <w:r>
+        <w:rPr>
+          <w:rFonts w:hint="eastAsia"/>
+        </w:rPr>
+        <w:t>시작한다.</w:t>
       </w:r>
     </w:p>
     <w:p>
@@ -1429,10 +1448,10 @@
           <w:noProof/>
         </w:rPr>
         <w:drawing>
-          <wp:inline distT="0" distB="0" distL="0" distR="0" wp14:anchorId="0E669C70" wp14:editId="23EF71A8">
-            <wp:extent cx="5731510" cy="1021080"/>
+          <wp:inline distT="0" distB="0" distL="0" distR="0" wp14:anchorId="666077BC" wp14:editId="68AE4119">
+            <wp:extent cx="5731510" cy="373380"/>
             <wp:effectExtent l="0" t="0" r="2540" b="7620"/>
-            <wp:docPr id="3" name="그림 3"/>
+            <wp:docPr id="1" name="그림 1"/>
             <wp:cNvGraphicFramePr>
               <a:graphicFrameLocks xmlns:a="http://schemas.openxmlformats.org/drawingml/2006/main" noChangeAspect="1"/>
             </wp:cNvGraphicFramePr>
@@ -1452,6 +1471,66 @@
                   <pic:spPr>
                     <a:xfrm>
                       <a:off x="0" y="0"/>
+                      <a:ext cx="5731510" cy="373380"/>
+                    </a:xfrm>
+                    <a:prstGeom prst="rect">
+                      <a:avLst/>
+                    </a:prstGeom>
+                  </pic:spPr>
+                </pic:pic>
+              </a:graphicData>
+            </a:graphic>
+          </wp:inline>
+        </w:drawing>
+      </w:r>
+    </w:p>
+    <w:p/>
+    <w:p>
+      <w:r>
+        <w:rPr>
+          <w:rFonts w:hint="eastAsia"/>
+        </w:rPr>
+        <w:t xml:space="preserve">성공적으로 실행 됐으면 </w:t>
+      </w:r>
+      <w:r>
+        <w:t>tbl_tenant_config</w:t>
+      </w:r>
+      <w:r>
+        <w:rPr>
+          <w:rFonts w:hint="eastAsia"/>
+        </w:rPr>
+        <w:t xml:space="preserve"> 값을 아래와 같이 바꾼다.</w:t>
+      </w:r>
+    </w:p>
+    <w:p>
+      <w:r>
+        <w:rPr>
+          <w:noProof/>
+        </w:rPr>
+        <w:drawing>
+          <wp:inline distT="0" distB="0" distL="0" distR="0" wp14:anchorId="0E669C70" wp14:editId="23EF71A8">
+            <wp:extent cx="5731510" cy="1021080"/>
+            <wp:effectExtent l="0" t="0" r="2540" b="7620"/>
+            <wp:docPr id="3" name="그림 3"/>
+            <wp:cNvGraphicFramePr>
+              <a:graphicFrameLocks xmlns:a="http://schemas.openxmlformats.org/drawingml/2006/main" noChangeAspect="1"/>
+            </wp:cNvGraphicFramePr>
+            <a:graphic xmlns:a="http://schemas.openxmlformats.org/drawingml/2006/main">
+              <a:graphicData uri="http://schemas.openxmlformats.org/drawingml/2006/picture">
+                <pic:pic xmlns:pic="http://schemas.openxmlformats.org/drawingml/2006/picture">
+                  <pic:nvPicPr>
+                    <pic:cNvPr id="1" name=""/>
+                    <pic:cNvPicPr/>
+                  </pic:nvPicPr>
+                  <pic:blipFill>
+                    <a:blip r:embed="rId10"/>
+                    <a:stretch>
+                      <a:fillRect/>
+                    </a:stretch>
+                  </pic:blipFill>
+                  <pic:spPr>
+                    <a:xfrm>
+                      <a:off x="0" y="0"/>
                       <a:ext cx="5731510" cy="1021080"/>
                     </a:xfrm>
                     <a:prstGeom prst="rect">
@@ -1467,11 +1546,6 @@
     </w:p>
     <w:p/>
     <w:p>
-      <w:pPr>
-        <w:rPr>
-          <w:rFonts w:hint="eastAsia"/>
-        </w:rPr>
-      </w:pPr>
       <w:r>
         <w:rPr>
           <w:rFonts w:hint="eastAsia"/>
@@ -1518,6 +1592,7 @@
         <w:rPr>
           <w:rFonts w:hint="eastAsia"/>
         </w:rPr>
+        <w:lastRenderedPageBreak/>
         <w:t>프로토콜은 제외하고 호스트이름:포트/</w:t>
       </w:r>
       <w:r>
@@ -1623,9 +1698,6 @@
     <w:p>
       <w:pPr>
         <w:jc w:val="left"/>
-        <w:rPr>
-          <w:rFonts w:hint="eastAsia"/>
-        </w:rPr>
       </w:pPr>
       <w:r>
         <w:rPr>
@@ -1639,8 +1711,6 @@
         </w:rPr>
         <w:t>본다.</w:t>
       </w:r>
-      <w:bookmarkStart w:id="0" w:name="_GoBack"/>
-      <w:bookmarkEnd w:id="0"/>
     </w:p>
     <w:sectPr>
       <w:pgSz w:w="11906" w:h="16838"/>
@@ -1705,6 +1775,95 @@
 <file path=word/numbering.xml><?xml version="1.0" encoding="utf-8"?>
 <w:numbering xmlns:wpc="http://schemas.microsoft.com/office/word/2010/wordprocessingCanvas" xmlns:cx="http://schemas.microsoft.com/office/drawing/2014/chartex" xmlns:mc="http://schemas.openxmlformats.org/markup-compatibility/2006" xmlns:o="urn:schemas-microsoft-com:office:office" xmlns:r="http://schemas.openxmlformats.org/officeDocument/2006/relationships" xmlns:m="http://schemas.openxmlformats.org/officeDocument/2006/math" xmlns:v="urn:schemas-microsoft-com:vml" xmlns:wp14="http://schemas.microsoft.com/office/word/2010/wordprocessingDrawing" xmlns:wp="http://schemas.openxmlformats.org/drawingml/2006/wordprocessingDrawing" xmlns:w10="urn:schemas-microsoft-com:office:word" xmlns:w="http://schemas.openxmlformats.org/wordprocessingml/2006/main" xmlns:w14="http://schemas.microsoft.com/office/word/2010/wordml" xmlns:w15="http://schemas.microsoft.com/office/word/2012/wordml" xmlns:w16se="http://schemas.microsoft.com/office/word/2015/wordml/symex" xmlns:wpg="http://schemas.microsoft.com/office/word/2010/wordprocessingGroup" xmlns:wpi="http://schemas.microsoft.com/office/word/2010/wordprocessingInk" xmlns:wne="http://schemas.microsoft.com/office/word/2006/wordml" xmlns:wps="http://schemas.microsoft.com/office/word/2010/wordprocessingShape" mc:Ignorable="w14 w15 w16se wp14">
   <w:abstractNum w:abstractNumId="0" w15:restartNumberingAfterBreak="0">
+    <w:nsid w:val="2C945FED"/>
+    <w:multiLevelType w:val="hybridMultilevel"/>
+    <w:tmpl w:val="375E87AA"/>
+    <w:lvl w:ilvl="0" w:tplc="EBBE968E">
+      <w:start w:val="1"/>
+      <w:numFmt w:val="decimal"/>
+      <w:lvlText w:val="%1."/>
+      <w:lvlJc w:val="left"/>
+      <w:pPr>
+        <w:ind w:left="1155" w:hanging="360"/>
+      </w:pPr>
+      <w:rPr>
+        <w:rFonts w:hint="default"/>
+      </w:rPr>
+    </w:lvl>
+    <w:lvl w:ilvl="1" w:tplc="04090019" w:tentative="1">
+      <w:start w:val="1"/>
+      <w:numFmt w:val="upperLetter"/>
+      <w:lvlText w:val="%2."/>
+      <w:lvlJc w:val="left"/>
+      <w:pPr>
+        <w:ind w:left="1595" w:hanging="400"/>
+      </w:pPr>
+    </w:lvl>
+    <w:lvl w:ilvl="2" w:tplc="0409001B" w:tentative="1">
+      <w:start w:val="1"/>
+      <w:numFmt w:val="lowerRoman"/>
+      <w:lvlText w:val="%3."/>
+      <w:lvlJc w:val="right"/>
+      <w:pPr>
+        <w:ind w:left="1995" w:hanging="400"/>
+      </w:pPr>
+    </w:lvl>
+    <w:lvl w:ilvl="3" w:tplc="0409000F" w:tentative="1">
+      <w:start w:val="1"/>
+      <w:numFmt w:val="decimal"/>
+      <w:lvlText w:val="%4."/>
+      <w:lvlJc w:val="left"/>
+      <w:pPr>
+        <w:ind w:left="2395" w:hanging="400"/>
+      </w:pPr>
+    </w:lvl>
+    <w:lvl w:ilvl="4" w:tplc="04090019" w:tentative="1">
+      <w:start w:val="1"/>
+      <w:numFmt w:val="upperLetter"/>
+      <w:lvlText w:val="%5."/>
+      <w:lvlJc w:val="left"/>
+      <w:pPr>
+        <w:ind w:left="2795" w:hanging="400"/>
+      </w:pPr>
+    </w:lvl>
+    <w:lvl w:ilvl="5" w:tplc="0409001B" w:tentative="1">
+      <w:start w:val="1"/>
+      <w:numFmt w:val="lowerRoman"/>
+      <w:lvlText w:val="%6."/>
+      <w:lvlJc w:val="right"/>
+      <w:pPr>
+        <w:ind w:left="3195" w:hanging="400"/>
+      </w:pPr>
+    </w:lvl>
+    <w:lvl w:ilvl="6" w:tplc="0409000F" w:tentative="1">
+      <w:start w:val="1"/>
+      <w:numFmt w:val="decimal"/>
+      <w:lvlText w:val="%7."/>
+      <w:lvlJc w:val="left"/>
+      <w:pPr>
+        <w:ind w:left="3595" w:hanging="400"/>
+      </w:pPr>
+    </w:lvl>
+    <w:lvl w:ilvl="7" w:tplc="04090019" w:tentative="1">
+      <w:start w:val="1"/>
+      <w:numFmt w:val="upperLetter"/>
+      <w:lvlText w:val="%8."/>
+      <w:lvlJc w:val="left"/>
+      <w:pPr>
+        <w:ind w:left="3995" w:hanging="400"/>
+      </w:pPr>
+    </w:lvl>
+    <w:lvl w:ilvl="8" w:tplc="0409001B" w:tentative="1">
+      <w:start w:val="1"/>
+      <w:numFmt w:val="lowerRoman"/>
+      <w:lvlText w:val="%9."/>
+      <w:lvlJc w:val="right"/>
+      <w:pPr>
+        <w:ind w:left="4395" w:hanging="400"/>
+      </w:pPr>
+    </w:lvl>
+  </w:abstractNum>
+  <w:abstractNum w:abstractNumId="1" w15:restartNumberingAfterBreak="0">
     <w:nsid w:val="313B50C4"/>
     <w:multiLevelType w:val="hybridMultilevel"/>
     <w:tmpl w:val="368607A4"/>
@@ -1793,8 +1952,195 @@
       </w:pPr>
     </w:lvl>
   </w:abstractNum>
+  <w:abstractNum w:abstractNumId="2" w15:restartNumberingAfterBreak="0">
+    <w:nsid w:val="3C9E33D8"/>
+    <w:multiLevelType w:val="hybridMultilevel"/>
+    <w:tmpl w:val="002CD00A"/>
+    <w:lvl w:ilvl="0" w:tplc="F558F16A">
+      <w:start w:val="1"/>
+      <w:numFmt w:val="decimal"/>
+      <w:lvlText w:val="%1."/>
+      <w:lvlJc w:val="left"/>
+      <w:pPr>
+        <w:ind w:left="760" w:hanging="360"/>
+      </w:pPr>
+      <w:rPr>
+        <w:rFonts w:hint="default"/>
+      </w:rPr>
+    </w:lvl>
+    <w:lvl w:ilvl="1" w:tplc="04090019" w:tentative="1">
+      <w:start w:val="1"/>
+      <w:numFmt w:val="upperLetter"/>
+      <w:lvlText w:val="%2."/>
+      <w:lvlJc w:val="left"/>
+      <w:pPr>
+        <w:ind w:left="1200" w:hanging="400"/>
+      </w:pPr>
+    </w:lvl>
+    <w:lvl w:ilvl="2" w:tplc="0409001B" w:tentative="1">
+      <w:start w:val="1"/>
+      <w:numFmt w:val="lowerRoman"/>
+      <w:lvlText w:val="%3."/>
+      <w:lvlJc w:val="right"/>
+      <w:pPr>
+        <w:ind w:left="1600" w:hanging="400"/>
+      </w:pPr>
+    </w:lvl>
+    <w:lvl w:ilvl="3" w:tplc="0409000F" w:tentative="1">
+      <w:start w:val="1"/>
+      <w:numFmt w:val="decimal"/>
+      <w:lvlText w:val="%4."/>
+      <w:lvlJc w:val="left"/>
+      <w:pPr>
+        <w:ind w:left="2000" w:hanging="400"/>
+      </w:pPr>
+    </w:lvl>
+    <w:lvl w:ilvl="4" w:tplc="04090019" w:tentative="1">
+      <w:start w:val="1"/>
+      <w:numFmt w:val="upperLetter"/>
+      <w:lvlText w:val="%5."/>
+      <w:lvlJc w:val="left"/>
+      <w:pPr>
+        <w:ind w:left="2400" w:hanging="400"/>
+      </w:pPr>
+    </w:lvl>
+    <w:lvl w:ilvl="5" w:tplc="0409001B" w:tentative="1">
+      <w:start w:val="1"/>
+      <w:numFmt w:val="lowerRoman"/>
+      <w:lvlText w:val="%6."/>
+      <w:lvlJc w:val="right"/>
+      <w:pPr>
+        <w:ind w:left="2800" w:hanging="400"/>
+      </w:pPr>
+    </w:lvl>
+    <w:lvl w:ilvl="6" w:tplc="0409000F" w:tentative="1">
+      <w:start w:val="1"/>
+      <w:numFmt w:val="decimal"/>
+      <w:lvlText w:val="%7."/>
+      <w:lvlJc w:val="left"/>
+      <w:pPr>
+        <w:ind w:left="3200" w:hanging="400"/>
+      </w:pPr>
+    </w:lvl>
+    <w:lvl w:ilvl="7" w:tplc="04090019" w:tentative="1">
+      <w:start w:val="1"/>
+      <w:numFmt w:val="upperLetter"/>
+      <w:lvlText w:val="%8."/>
+      <w:lvlJc w:val="left"/>
+      <w:pPr>
+        <w:ind w:left="3600" w:hanging="400"/>
+      </w:pPr>
+    </w:lvl>
+    <w:lvl w:ilvl="8" w:tplc="0409001B" w:tentative="1">
+      <w:start w:val="1"/>
+      <w:numFmt w:val="lowerRoman"/>
+      <w:lvlText w:val="%9."/>
+      <w:lvlJc w:val="right"/>
+      <w:pPr>
+        <w:ind w:left="4000" w:hanging="400"/>
+      </w:pPr>
+    </w:lvl>
+  </w:abstractNum>
+  <w:abstractNum w:abstractNumId="3" w15:restartNumberingAfterBreak="0">
+    <w:nsid w:val="73944F0A"/>
+    <w:multiLevelType w:val="hybridMultilevel"/>
+    <w:tmpl w:val="00B8E204"/>
+    <w:lvl w:ilvl="0" w:tplc="10BA33B4">
+      <w:start w:val="1"/>
+      <w:numFmt w:val="decimal"/>
+      <w:lvlText w:val="%1."/>
+      <w:lvlJc w:val="left"/>
+      <w:pPr>
+        <w:ind w:left="760" w:hanging="360"/>
+      </w:pPr>
+      <w:rPr>
+        <w:rFonts w:hint="default"/>
+      </w:rPr>
+    </w:lvl>
+    <w:lvl w:ilvl="1" w:tplc="04090019" w:tentative="1">
+      <w:start w:val="1"/>
+      <w:numFmt w:val="upperLetter"/>
+      <w:lvlText w:val="%2."/>
+      <w:lvlJc w:val="left"/>
+      <w:pPr>
+        <w:ind w:left="1200" w:hanging="400"/>
+      </w:pPr>
+    </w:lvl>
+    <w:lvl w:ilvl="2" w:tplc="0409001B" w:tentative="1">
+      <w:start w:val="1"/>
+      <w:numFmt w:val="lowerRoman"/>
+      <w:lvlText w:val="%3."/>
+      <w:lvlJc w:val="right"/>
+      <w:pPr>
+        <w:ind w:left="1600" w:hanging="400"/>
+      </w:pPr>
+    </w:lvl>
+    <w:lvl w:ilvl="3" w:tplc="0409000F" w:tentative="1">
+      <w:start w:val="1"/>
+      <w:numFmt w:val="decimal"/>
+      <w:lvlText w:val="%4."/>
+      <w:lvlJc w:val="left"/>
+      <w:pPr>
+        <w:ind w:left="2000" w:hanging="400"/>
+      </w:pPr>
+    </w:lvl>
+    <w:lvl w:ilvl="4" w:tplc="04090019" w:tentative="1">
+      <w:start w:val="1"/>
+      <w:numFmt w:val="upperLetter"/>
+      <w:lvlText w:val="%5."/>
+      <w:lvlJc w:val="left"/>
+      <w:pPr>
+        <w:ind w:left="2400" w:hanging="400"/>
+      </w:pPr>
+    </w:lvl>
+    <w:lvl w:ilvl="5" w:tplc="0409001B" w:tentative="1">
+      <w:start w:val="1"/>
+      <w:numFmt w:val="lowerRoman"/>
+      <w:lvlText w:val="%6."/>
+      <w:lvlJc w:val="right"/>
+      <w:pPr>
+        <w:ind w:left="2800" w:hanging="400"/>
+      </w:pPr>
+    </w:lvl>
+    <w:lvl w:ilvl="6" w:tplc="0409000F" w:tentative="1">
+      <w:start w:val="1"/>
+      <w:numFmt w:val="decimal"/>
+      <w:lvlText w:val="%7."/>
+      <w:lvlJc w:val="left"/>
+      <w:pPr>
+        <w:ind w:left="3200" w:hanging="400"/>
+      </w:pPr>
+    </w:lvl>
+    <w:lvl w:ilvl="7" w:tplc="04090019" w:tentative="1">
+      <w:start w:val="1"/>
+      <w:numFmt w:val="upperLetter"/>
+      <w:lvlText w:val="%8."/>
+      <w:lvlJc w:val="left"/>
+      <w:pPr>
+        <w:ind w:left="3600" w:hanging="400"/>
+      </w:pPr>
+    </w:lvl>
+    <w:lvl w:ilvl="8" w:tplc="0409001B" w:tentative="1">
+      <w:start w:val="1"/>
+      <w:numFmt w:val="lowerRoman"/>
+      <w:lvlText w:val="%9."/>
+      <w:lvlJc w:val="right"/>
+      <w:pPr>
+        <w:ind w:left="4000" w:hanging="400"/>
+      </w:pPr>
+    </w:lvl>
+  </w:abstractNum>
   <w:num w:numId="1">
+    <w:abstractNumId w:val="1"/>
+  </w:num>
+  <w:num w:numId="2">
     <w:abstractNumId w:val="0"/>
+  </w:num>
+  <w:num w:numId="3">
+    <w:abstractNumId w:val="2"/>
+  </w:num>
+  <w:num w:numId="4">
+    <w:abstractNumId w:val="3"/>
   </w:num>
 </w:numbering>
 </file>
